--- a/res/programmes/Machine-Learning-Engineer-on-AWS-45h.docx
+++ b/res/programmes/Machine-Learning-Engineer-on-AWS-45h.docx
@@ -212,7 +212,7 @@
         <w:pStyle w:val="ProgBody"/>
       </w:pPr>
       <w:r>
-        <w:t>This programme teaches participants to build and operate machine learning systems on Amazon SageMaker AI and prepares the AWS Certified Machine Learning Engineer – Associate exam (MLA-C01). They set up the ML infrastructure, ingest and prepare data with Glue and Data Wrangler, engineer features and check bias, train and tune models with built-in algorithms and frameworks, deploy them on real-time, serverless, batch and asynchronous endpoints, automate the lifecycle with SageMaker Pipelines and the Model Registry, monitor drift and cost, secure the workloads, and bring generative AI into production with Bedrock. Exam practice closes the content, and the programme ends with a final project: a production ML system built and presented by each team.</w:t>
+        <w:t>This programme teaches participants to build and operate machine learning systems on Amazon SageMaker AI and prepares the AWS Certified Machine Learning Engineer – Associate exam (MLA-C01). They prepare and label data, engineer features and check bias, train and tune models, deploy them to endpoints and batch transform, automate the lifecycle with SageMaker Pipelines and the Model Registry, monitor drift and cost, secure the workloads, and bring generative AI into production with Bedrock. Exam practice closes the content, and the programme ends with a production ML system built and presented by each team.</w:t>
       </w:r>
     </w:p>
     <w:p>
@@ -321,7 +321,7 @@
               <w:keepNext/>
             </w:pPr>
             <w:r>
-              <w:t>Data Preparation</w:t>
+              <w:t>ML Infrastructure &amp; Data Preparation</w:t>
             </w:r>
           </w:p>
         </w:tc>
@@ -782,7 +782,7 @@
               <w:pStyle w:val="ProgTableText"/>
             </w:pPr>
             <w:r>
-              <w:t>Machine learning (course: Machine Learning &amp; Deep Learning) and AWS AI services (course: AWS AI Practitioner &amp; Generative AI), or equivalent. ML theory is not taught again</w:t>
+              <w:t>Machine learning (course: Machine Learning &amp; Deep Learning) and AWS AI services (course: AWS AI Practitioner &amp; Generative AI), with core AWS services (course: AWS Cloud Practitioner), or equivalent. ML theory is not taught again</w:t>
             </w:r>
           </w:p>
         </w:tc>
@@ -866,7 +866,7 @@
               <w:pStyle w:val="ProgTableText"/>
             </w:pPr>
             <w:r>
-              <w:t>One laptop per participant with a browser; one AWS sandbox account per team with a SageMaker AI domain, GPU quota and a budget alert, provided by the organiser; endpoints and training jobs stopped at the end of each lab to control cost</w:t>
+              <w:t>One laptop per participant with a browser; one AWS sandbox account per team (SageMaker AI domain, GPU quota, budget alert), provided by the organiser; endpoints deleted and Canvas sessions logged out at the end of each lab to control cost</w:t>
             </w:r>
           </w:p>
         </w:tc>
@@ -943,7 +943,7 @@
         <w:pStyle w:val="Heading1"/>
       </w:pPr>
       <w:r>
-        <w:t>Data Preparation</w:t>
+        <w:t>ML Infrastructure &amp; Data Preparation</w:t>
       </w:r>
     </w:p>
     <w:p>
@@ -1140,7 +1140,7 @@
               <w:pStyle w:val="ProgTableText"/>
             </w:pPr>
             <w:r>
-              <w:t>Glue, Data Wrangler in SageMaker Canvas, data formats, data quality</w:t>
+              <w:t>Glue and Glue DataBrew, Data Wrangler in SageMaker Canvas, streaming ingestion (Kinesis), data formats (Parquet, CSV, RecordIO), data quality, labelling with Ground Truth</w:t>
             </w:r>
           </w:p>
         </w:tc>
@@ -1207,7 +1207,7 @@
               <w:pStyle w:val="ProgTableText"/>
             </w:pPr>
             <w:r>
-              <w:t>Feature Store, transformations, Clarify pre-training bias</w:t>
+              <w:t>Feature Store, transformations, class imbalance, PII handling, Clarify pre-training bias</w:t>
             </w:r>
           </w:p>
         </w:tc>
@@ -1384,7 +1384,7 @@
               <w:pStyle w:val="ProgTableText"/>
             </w:pPr>
             <w:r>
-              <w:t>Built-in algorithms, script mode, frameworks, distributed training, experiments</w:t>
+              <w:t>Choosing AI services, Bedrock, JumpStart or custom training; built-in algorithms, script mode, managed spot training, distributed training, SageMaker Debugger, experiments with managed MLflow</w:t>
             </w:r>
           </w:p>
         </w:tc>
@@ -1506,7 +1506,7 @@
         <w:pStyle w:val="ProgIntro"/>
       </w:pPr>
       <w:r>
-        <w:t>Participants choose the right inference option, from real-time and serverless to batch and asynchronous endpoints with autoscaling, automate the lifecycle with SageMaker Pipelines, the Model Registry and CI/CD, then watch production with Model Monitor, drift detection, CloudWatch and cost controls. Validated lab: a pipeline that registers a model, deploys it after approval and raises an alert when the input data drifts.</w:t>
+        <w:t>Participants choose the right inference option, real-time, serverless and asynchronous endpoints and batch transform, with autoscaling, automate the lifecycle with SageMaker Pipelines, the Model Registry and CI/CD, then watch production with Model Monitor, drift detection, CloudWatch and cost controls. Validated lab: a pipeline that registers a model, deploys it after approval and raises an alert when the input data drifts.</w:t>
       </w:r>
     </w:p>
     <w:tbl>
@@ -1628,7 +1628,7 @@
               <w:pStyle w:val="ProgTableText"/>
             </w:pPr>
             <w:r>
-              <w:t>Real-time, serverless, batch and asynchronous endpoints, autoscaling</w:t>
+              <w:t>Real-time, serverless and asynchronous endpoints, batch transform, multi-model endpoints, Inference Recommender, custom containers in ECR, autoscaling</w:t>
             </w:r>
           </w:p>
         </w:tc>
@@ -1695,7 +1695,7 @@
               <w:pStyle w:val="ProgTableText"/>
             </w:pPr>
             <w:r>
-              <w:t>SageMaker Pipelines, Model Registry, CI/CD for ML</w:t>
+              <w:t>SageMaker Pipelines, Model Registry, CloudFormation and CDK, EventBridge, CodePipeline; blue/green, canary and shadow deployments</w:t>
             </w:r>
           </w:p>
         </w:tc>
@@ -1762,7 +1762,7 @@
               <w:pStyle w:val="ProgTableText"/>
             </w:pPr>
             <w:r>
-              <w:t>Model Monitor, drift, CloudWatch, cost control</w:t>
+              <w:t>Model Monitor (data quality, model quality, bias and feature-attribution drift), A/B testing, CloudWatch, CloudTrail, Cost Explorer, Savings Plans and Spot</w:t>
             </w:r>
           </w:p>
         </w:tc>
@@ -2006,7 +2006,7 @@
               <w:pStyle w:val="ProgTableText"/>
             </w:pPr>
             <w:r>
-              <w:t>Bedrock fine-tuning, Knowledge Bases, Agents</w:t>
+              <w:t>Bedrock customisation (a small fine-tuning job, on-demand inference), Knowledge Bases, Agents</w:t>
             </w:r>
           </w:p>
         </w:tc>

--- a/res/programmes/Machine-Learning-Engineer-on-AWS-45h.docx
+++ b/res/programmes/Machine-Learning-Engineer-on-AWS-45h.docx
@@ -32,7 +32,13 @@
                     <pic:cNvPicPr/>
                   </pic:nvPicPr>
                   <pic:blipFill>
-                    <a:blip r:embed="rId12"/>
+                    <a:blip r:embed="rId12">
+                      <a:extLst>
+                        <a:ext uri="{96DAC541-7B7A-43D3-8B79-37D633B846F1}">
+                          <asvg:svgBlip xmlns:asvg="http://schemas.microsoft.com/office/drawing/2016/SVG/main" r:embed="rId13"/>
+                        </a:ext>
+                      </a:extLst>
+                    </a:blip>
                     <a:stretch>
                       <a:fillRect/>
                     </a:stretch>
@@ -132,7 +138,7 @@
             <w:r>
               <w:drawing>
                 <wp:inline xmlns:a="http://schemas.openxmlformats.org/drawingml/2006/main" xmlns:pic="http://schemas.openxmlformats.org/drawingml/2006/picture">
-                  <wp:extent cx="516649" cy="486000"/>
+                  <wp:extent cx="516563" cy="486000"/>
                   <wp:docPr id="901" name="Picture 901"/>
                   <wp:cNvGraphicFramePr>
                     <a:graphicFrameLocks noChangeAspect="1"/>
@@ -145,7 +151,13 @@
                           <pic:cNvPicPr/>
                         </pic:nvPicPr>
                         <pic:blipFill>
-                          <a:blip r:embed="rId13"/>
+                          <a:blip r:embed="rId14">
+                            <a:extLst>
+                              <a:ext uri="{96DAC541-7B7A-43D3-8B79-37D633B846F1}">
+                                <asvg:svgBlip xmlns:asvg="http://schemas.microsoft.com/office/drawing/2016/SVG/main" r:embed="rId15"/>
+                              </a:ext>
+                            </a:extLst>
+                          </a:blip>
                           <a:stretch>
                             <a:fillRect/>
                           </a:stretch>
@@ -153,7 +165,7 @@
                         <pic:spPr>
                           <a:xfrm>
                             <a:off x="0" y="0"/>
-                            <a:ext cx="516649" cy="486000"/>
+                            <a:ext cx="516563" cy="486000"/>
                           </a:xfrm>
                           <a:prstGeom prst="rect"/>
                         </pic:spPr>
@@ -2497,7 +2509,7 @@
     <w:r>
       <w:drawing>
         <wp:inline xmlns:a="http://schemas.openxmlformats.org/drawingml/2006/main" xmlns:pic="http://schemas.openxmlformats.org/drawingml/2006/picture">
-          <wp:extent cx="114811" cy="108000"/>
+          <wp:extent cx="114792" cy="108000"/>
           <wp:docPr id="1" name="Picture 1"/>
           <wp:cNvGraphicFramePr>
             <a:graphicFrameLocks noChangeAspect="1"/>
@@ -2510,7 +2522,13 @@
                   <pic:cNvPicPr/>
                 </pic:nvPicPr>
                 <pic:blipFill>
-                  <a:blip r:embed="rId1"/>
+                  <a:blip r:embed="rId1">
+                    <a:extLst>
+                      <a:ext uri="{96DAC541-7B7A-43D3-8B79-37D633B846F1}">
+                        <asvg:svgBlip xmlns:asvg="http://schemas.microsoft.com/office/drawing/2016/SVG/main" r:embed="rId2"/>
+                      </a:ext>
+                    </a:extLst>
+                  </a:blip>
                   <a:stretch>
                     <a:fillRect/>
                   </a:stretch>
@@ -2518,7 +2536,7 @@
                 <pic:spPr>
                   <a:xfrm>
                     <a:off x="0" y="0"/>
-                    <a:ext cx="114811" cy="108000"/>
+                    <a:ext cx="114792" cy="108000"/>
                   </a:xfrm>
                   <a:prstGeom prst="rect"/>
                 </pic:spPr>
